--- a/frhinehart/Olympic Figure Skating/ANOVATukey/Module/FigureSkatingANOVA_Worksheet_Solutions.docx
+++ b/frhinehart/Olympic Figure Skating/ANOVATukey/Module/FigureSkatingANOVA_Worksheet_Solutions.docx
@@ -8,6 +8,14 @@
       </w:pPr>
       <w:r>
         <w:t xml:space="preserve">Olympic Figure Skating: One-ANOVA (Solutions)</w:t>
+      </w:r>
+    </w:p>
+    <w:p>
+      <w:pPr>
+        <w:pStyle w:val="Author"/>
+      </w:pPr>
+      <w:r>
+        <w:t xml:space="preserve">Faith Rhinehart</w:t>
       </w:r>
     </w:p>
     <w:p>

--- a/frhinehart/Olympic Figure Skating/ANOVATukey/Module/FigureSkatingANOVA_Worksheet_Solutions.docx
+++ b/frhinehart/Olympic Figure Skating/ANOVATukey/Module/FigureSkatingANOVA_Worksheet_Solutions.docx
@@ -2225,6 +2225,57 @@
         <w:t xml:space="preserve">? They should match. If not, double-check your letters!</w:t>
       </w:r>
     </w:p>
+    <w:p>
+      <w:r>
+        <w:pict>
+          <v:rect style="width:0;height:1.5pt" o:hralign="center" o:hrstd="t" o:hr="t"/>
+        </w:pict>
+      </w:r>
+    </w:p>
+    <w:p>
+      <w:pPr>
+        <w:pStyle w:val="Compact"/>
+        <w:numPr>
+          <w:ilvl w:val="0"/>
+          <w:numId w:val="1018"/>
+        </w:numPr>
+      </w:pPr>
+      <w:r>
+        <w:t xml:space="preserve">At the 2018 Winter Olympics, many figure skaters began placing their jumps toward the end of their free skate programs to take advantage of the scoring bonus awarded for second-half elements. This strategy led to an overall increase in scores. In response, the International Skating Union (ISU) introduced the</w:t>
+      </w:r>
+      <w:r>
+        <w:t xml:space="preserve"> </w:t>
+      </w:r>
+      <w:r>
+        <w:t xml:space="preserve">“Zagitova Rule,”</w:t>
+      </w:r>
+      <w:r>
+        <w:t xml:space="preserve"> </w:t>
+      </w:r>
+      <w:r>
+        <w:t xml:space="preserve">which limits the number of jumps that can be performed in the second half of a free skate. Additionally, the ISU expanded the Grade of Execution (GOE) scoring range from -3 to +3 to a broader scale of -5 to +5. Despite these changes, skaters continued to find ways to maximize their scores by attempting more difficult jumps and leveraging the new scoring range to their advantage.</w:t>
+      </w:r>
+    </w:p>
+    <w:p>
+      <w:pPr>
+        <w:pStyle w:val="FirstParagraph"/>
+      </w:pPr>
+      <w:r>
+        <w:t xml:space="preserve">Does the Tukey test you performed support this trend?</w:t>
+      </w:r>
+    </w:p>
+    <w:p>
+      <w:pPr>
+        <w:pStyle w:val="BodyText"/>
+      </w:pPr>
+      <w:r>
+        <w:rPr>
+          <w:i/>
+          <w:iCs/>
+        </w:rPr>
+        <w:t xml:space="preserve">Yes the tukey test does support this trend showing the significant difference between years with the rule changes and without the rule changes.</w:t>
+      </w:r>
+    </w:p>
     <w:sectPr/>
   </w:body>
 </w:document>
@@ -3284,6 +3335,91 @@
       </w:pPr>
     </w:lvl>
   </w:abstractNum>
+  <w:abstractNum w:abstractNumId="99418">
+    <w:nsid w:val="00A99418"/>
+    <w:multiLevelType w:val="multilevel"/>
+    <w:lvl w:ilvl="0">
+      <w:start w:val="8"/>
+      <w:numFmt w:val="decimal"/>
+      <w:lvlText w:val="%1."/>
+      <w:lvlJc w:val="left"/>
+      <w:pPr>
+        <w:ind w:left="720" w:hanging="360"/>
+      </w:pPr>
+    </w:lvl>
+    <w:lvl w:ilvl="1">
+      <w:start w:val="8"/>
+      <w:numFmt w:val="decimal"/>
+      <w:lvlText w:val="%2."/>
+      <w:lvlJc w:val="left"/>
+      <w:pPr>
+        <w:ind w:left="1440" w:hanging="360"/>
+      </w:pPr>
+    </w:lvl>
+    <w:lvl w:ilvl="2">
+      <w:start w:val="8"/>
+      <w:numFmt w:val="decimal"/>
+      <w:lvlText w:val="%3."/>
+      <w:lvlJc w:val="left"/>
+      <w:pPr>
+        <w:ind w:left="2160" w:hanging="360"/>
+      </w:pPr>
+    </w:lvl>
+    <w:lvl w:ilvl="3">
+      <w:start w:val="8"/>
+      <w:numFmt w:val="decimal"/>
+      <w:lvlText w:val="%4."/>
+      <w:lvlJc w:val="left"/>
+      <w:pPr>
+        <w:ind w:left="2880" w:hanging="360"/>
+      </w:pPr>
+    </w:lvl>
+    <w:lvl w:ilvl="4">
+      <w:start w:val="8"/>
+      <w:numFmt w:val="decimal"/>
+      <w:lvlText w:val="%5."/>
+      <w:lvlJc w:val="left"/>
+      <w:pPr>
+        <w:ind w:left="3600" w:hanging="360"/>
+      </w:pPr>
+    </w:lvl>
+    <w:lvl w:ilvl="5">
+      <w:start w:val="8"/>
+      <w:numFmt w:val="decimal"/>
+      <w:lvlText w:val="%6."/>
+      <w:lvlJc w:val="left"/>
+      <w:pPr>
+        <w:ind w:left="4320" w:hanging="360"/>
+      </w:pPr>
+    </w:lvl>
+    <w:lvl w:ilvl="6">
+      <w:start w:val="8"/>
+      <w:numFmt w:val="decimal"/>
+      <w:lvlText w:val="%7."/>
+      <w:lvlJc w:val="left"/>
+      <w:pPr>
+        <w:ind w:left="5040" w:hanging="360"/>
+      </w:pPr>
+    </w:lvl>
+    <w:lvl w:ilvl="7">
+      <w:start w:val="8"/>
+      <w:numFmt w:val="decimal"/>
+      <w:lvlText w:val="%8."/>
+      <w:lvlJc w:val="left"/>
+      <w:pPr>
+        <w:ind w:left="5760" w:hanging="360"/>
+      </w:pPr>
+    </w:lvl>
+    <w:lvl w:ilvl="8">
+      <w:start w:val="8"/>
+      <w:numFmt w:val="decimal"/>
+      <w:lvlText w:val="%9."/>
+      <w:lvlJc w:val="left"/>
+      <w:pPr>
+        <w:ind w:left="6480" w:hanging="360"/>
+      </w:pPr>
+    </w:lvl>
+  </w:abstractNum>
   <w:num w:numId="1000">
     <w:abstractNumId w:val="990"/>
   </w:num>
@@ -3687,6 +3823,36 @@
     </w:lvlOverride>
     <w:lvlOverride w:ilvl="8">
       <w:startOverride w:val="3"/>
+    </w:lvlOverride>
+  </w:num>
+  <w:num w:numId="1018">
+    <w:abstractNumId w:val="99418"/>
+    <w:lvlOverride w:ilvl="0">
+      <w:startOverride w:val="8"/>
+    </w:lvlOverride>
+    <w:lvlOverride w:ilvl="1">
+      <w:startOverride w:val="8"/>
+    </w:lvlOverride>
+    <w:lvlOverride w:ilvl="2">
+      <w:startOverride w:val="8"/>
+    </w:lvlOverride>
+    <w:lvlOverride w:ilvl="3">
+      <w:startOverride w:val="8"/>
+    </w:lvlOverride>
+    <w:lvlOverride w:ilvl="4">
+      <w:startOverride w:val="8"/>
+    </w:lvlOverride>
+    <w:lvlOverride w:ilvl="5">
+      <w:startOverride w:val="8"/>
+    </w:lvlOverride>
+    <w:lvlOverride w:ilvl="6">
+      <w:startOverride w:val="8"/>
+    </w:lvlOverride>
+    <w:lvlOverride w:ilvl="7">
+      <w:startOverride w:val="8"/>
+    </w:lvlOverride>
+    <w:lvlOverride w:ilvl="8">
+      <w:startOverride w:val="8"/>
     </w:lvlOverride>
   </w:num>
 </w:numbering>
